--- a/Portfolio Bhavyata Parikh.docx
+++ b/Portfolio Bhavyata Parikh.docx
@@ -85,14 +85,9 @@
       <w:r>
         <w:t xml:space="preserve">Email- </w:t>
       </w:r>
-      <w:hyperlink r:id="rId5" w:history="1">
-        <w:r>
-          <w:rPr>
-            <w:rStyle w:val="Hyperlink"/>
-          </w:rPr>
-          <w:t>bhavyataparikh@gmail.com</w:t>
-        </w:r>
-      </w:hyperlink>
+      <w:r>
+        <w:t>bhavyataparikh@gmail.com</w:t>
+      </w:r>
     </w:p>
     <w:p>
       <w:r>
@@ -105,7 +100,7 @@
         <w:t xml:space="preserve">ub: </w:t>
       </w:r>
       <w:r>
-        <w:t>https://github.com/KimPam1/Test-Automation-Playwright</w:t>
+        <w:t>https://github.com/KimPam1/example-repo</w:t>
       </w:r>
     </w:p>
     <w:p>
@@ -115,14 +110,9 @@
       <w:r>
         <w:t xml:space="preserve">: </w:t>
       </w:r>
-      <w:hyperlink r:id="rId6" w:history="1">
-        <w:r>
-          <w:rPr>
-            <w:rStyle w:val="Hyperlink"/>
-          </w:rPr>
-          <w:t>www.linkedin.com/in/bhavyata-parikh-606942223</w:t>
-        </w:r>
-      </w:hyperlink>
+      <w:r>
+        <w:t>www.linkedin.com/in/bhavyata-parikh-606942223</w:t>
+      </w:r>
     </w:p>
     <w:p/>
     <w:p>
@@ -189,7 +179,7 @@
           </mc:Choice>
           <mc:Fallback>
             <w:pict>
-              <v:line w14:anchorId="34FB90D1" id="Straight Connector 1" o:spid="_x0000_s1026" style="position:absolute;flip:y;z-index:251679744;visibility:visible;mso-wrap-style:square;mso-width-percent:0;mso-height-percent:0;mso-wrap-distance-left:9pt;mso-wrap-distance-top:0;mso-wrap-distance-right:9pt;mso-wrap-distance-bottom:0;mso-position-horizontal:absolute;mso-position-horizontal-relative:text;mso-position-vertical:absolute;mso-position-vertical-relative:text;mso-width-percent:0;mso-height-percent:0;mso-width-relative:margin;mso-height-relative:margin" from="0,0" to="379pt,0" o:gfxdata="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" strokecolor="black [3200]">
+              <v:line w14:anchorId="5AA22F3A" id="Straight Connector 1" o:spid="_x0000_s1026" style="position:absolute;flip:y;z-index:251679744;visibility:visible;mso-wrap-style:square;mso-width-percent:0;mso-height-percent:0;mso-wrap-distance-left:9pt;mso-wrap-distance-top:0;mso-wrap-distance-right:9pt;mso-wrap-distance-bottom:0;mso-position-horizontal:absolute;mso-position-horizontal-relative:text;mso-position-vertical:absolute;mso-position-vertical-relative:text;mso-width-percent:0;mso-height-percent:0;mso-width-relative:margin;mso-height-relative:margin" from="0,0" to="379pt,0" o:gfxdata="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" strokecolor="black [3200]">
                 <v:stroke joinstyle="miter"/>
               </v:line>
             </w:pict>
@@ -289,7 +279,7 @@
           </mc:Choice>
           <mc:Fallback>
             <w:pict>
-              <v:line w14:anchorId="6DD49895" id="Straight Connector 1" o:spid="_x0000_s1026" style="position:absolute;flip:y;z-index:251681792;visibility:visible;mso-wrap-style:square;mso-width-percent:0;mso-height-percent:0;mso-wrap-distance-left:9pt;mso-wrap-distance-top:0;mso-wrap-distance-right:9pt;mso-wrap-distance-bottom:0;mso-position-horizontal:absolute;mso-position-horizontal-relative:text;mso-position-vertical:absolute;mso-position-vertical-relative:text;mso-width-percent:0;mso-height-percent:0;mso-width-relative:margin;mso-height-relative:margin" from="0,-.05pt" to="379pt,-.05pt" o:gfxdata="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" strokecolor="black [3200]">
+              <v:line w14:anchorId="4CCBC7DE" id="Straight Connector 1" o:spid="_x0000_s1026" style="position:absolute;flip:y;z-index:251681792;visibility:visible;mso-wrap-style:square;mso-width-percent:0;mso-height-percent:0;mso-wrap-distance-left:9pt;mso-wrap-distance-top:0;mso-wrap-distance-right:9pt;mso-wrap-distance-bottom:0;mso-position-horizontal:absolute;mso-position-horizontal-relative:text;mso-position-vertical:absolute;mso-position-vertical-relative:text;mso-width-percent:0;mso-height-percent:0;mso-width-relative:margin;mso-height-relative:margin" from="0,-.05pt" to="379pt,-.05pt" o:gfxdata="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" strokecolor="black [3200]">
                 <v:stroke joinstyle="miter"/>
               </v:line>
             </w:pict>
@@ -1152,7 +1142,7 @@
           </mc:Choice>
           <mc:Fallback>
             <w:pict>
-              <v:line w14:anchorId="40FD4D3F" id="Straight Connector 1" o:spid="_x0000_s1026" style="position:absolute;flip:y;z-index:251683840;visibility:visible;mso-wrap-style:square;mso-width-percent:0;mso-height-percent:0;mso-wrap-distance-left:9pt;mso-wrap-distance-top:0;mso-wrap-distance-right:9pt;mso-wrap-distance-bottom:0;mso-position-horizontal:absolute;mso-position-horizontal-relative:text;mso-position-vertical:absolute;mso-position-vertical-relative:text;mso-width-percent:0;mso-height-percent:0;mso-width-relative:margin;mso-height-relative:margin" from="0,-.05pt" to="379pt,-.05pt" o:gfxdata="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" strokecolor="black [3200]">
+              <v:line w14:anchorId="06F5B2D3" id="Straight Connector 1" o:spid="_x0000_s1026" style="position:absolute;flip:y;z-index:251683840;visibility:visible;mso-wrap-style:square;mso-width-percent:0;mso-height-percent:0;mso-wrap-distance-left:9pt;mso-wrap-distance-top:0;mso-wrap-distance-right:9pt;mso-wrap-distance-bottom:0;mso-position-horizontal:absolute;mso-position-horizontal-relative:text;mso-position-vertical:absolute;mso-position-vertical-relative:text;mso-width-percent:0;mso-height-percent:0;mso-width-relative:margin;mso-height-relative:margin" from="0,-.05pt" to="379pt,-.05pt" o:gfxdata="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" strokecolor="black [3200]">
                 <v:stroke joinstyle="miter"/>
               </v:line>
             </w:pict>
@@ -1371,7 +1361,7 @@
           </mc:Choice>
           <mc:Fallback>
             <w:pict>
-              <v:line w14:anchorId="4C3052BD" id="Straight Connector 1" o:spid="_x0000_s1026" style="position:absolute;flip:y;z-index:251685888;visibility:visible;mso-wrap-style:square;mso-width-percent:0;mso-height-percent:0;mso-wrap-distance-left:9pt;mso-wrap-distance-top:0;mso-wrap-distance-right:9pt;mso-wrap-distance-bottom:0;mso-position-horizontal:absolute;mso-position-horizontal-relative:text;mso-position-vertical:absolute;mso-position-vertical-relative:text;mso-width-percent:0;mso-height-percent:0;mso-width-relative:margin;mso-height-relative:margin" from="0,14.65pt" to="451pt,16.85pt" o:gfxdata="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" strokecolor="black [3200]">
+              <v:line w14:anchorId="4FCB6A47" id="Straight Connector 1" o:spid="_x0000_s1026" style="position:absolute;flip:y;z-index:251685888;visibility:visible;mso-wrap-style:square;mso-width-percent:0;mso-height-percent:0;mso-wrap-distance-left:9pt;mso-wrap-distance-top:0;mso-wrap-distance-right:9pt;mso-wrap-distance-bottom:0;mso-position-horizontal:absolute;mso-position-horizontal-relative:text;mso-position-vertical:absolute;mso-position-vertical-relative:text;mso-width-percent:0;mso-height-percent:0;mso-width-relative:margin;mso-height-relative:margin" from="0,14.65pt" to="451pt,16.85pt" o:gfxdata="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" strokecolor="black [3200]">
                 <v:stroke joinstyle="miter"/>
               </v:line>
             </w:pict>
@@ -1573,7 +1563,7 @@
           </mc:Choice>
           <mc:Fallback>
             <w:pict>
-              <v:line w14:anchorId="163021E4" id="Straight Connector 1" o:spid="_x0000_s1026" style="position:absolute;flip:y;z-index:251687936;visibility:visible;mso-wrap-style:square;mso-width-percent:0;mso-height-percent:0;mso-wrap-distance-left:9pt;mso-wrap-distance-top:0;mso-wrap-distance-right:9pt;mso-wrap-distance-bottom:0;mso-position-horizontal:absolute;mso-position-horizontal-relative:text;mso-position-vertical:absolute;mso-position-vertical-relative:text;mso-width-percent:0;mso-height-percent:0;mso-width-relative:margin;mso-height-relative:margin" from="0,13.4pt" to="379pt,13.4pt" o:gfxdata="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" strokecolor="black [3200]">
+              <v:line w14:anchorId="0CEC466F" id="Straight Connector 1" o:spid="_x0000_s1026" style="position:absolute;flip:y;z-index:251687936;visibility:visible;mso-wrap-style:square;mso-width-percent:0;mso-height-percent:0;mso-wrap-distance-left:9pt;mso-wrap-distance-top:0;mso-wrap-distance-right:9pt;mso-wrap-distance-bottom:0;mso-position-horizontal:absolute;mso-position-horizontal-relative:text;mso-position-vertical:absolute;mso-position-vertical-relative:text;mso-width-percent:0;mso-height-percent:0;mso-width-relative:margin;mso-height-relative:margin" from="0,13.4pt" to="379pt,13.4pt" o:gfxdata="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" strokecolor="black [3200]">
                 <v:stroke joinstyle="miter"/>
               </v:line>
             </w:pict>
@@ -1599,7 +1589,7 @@
                     </pic:cNvPicPr>
                   </pic:nvPicPr>
                   <pic:blipFill>
-                    <a:blip r:embed="rId7">
+                    <a:blip r:embed="rId5">
                       <a:extLst>
                         <a:ext uri="{28A0092B-C50C-407E-A947-70E740481C1C}">
                           <a14:useLocalDpi xmlns:a14="http://schemas.microsoft.com/office/drawing/2010/main" val="0"/>
@@ -1811,7 +1801,7 @@
           </mc:Choice>
           <mc:Fallback>
             <w:pict>
-              <v:line w14:anchorId="37A7328D" id="Straight Connector 1" o:spid="_x0000_s1026" style="position:absolute;flip:y;z-index:251689984;visibility:visible;mso-wrap-style:square;mso-width-percent:0;mso-height-percent:0;mso-wrap-distance-left:9pt;mso-wrap-distance-top:0;mso-wrap-distance-right:9pt;mso-wrap-distance-bottom:0;mso-position-horizontal:absolute;mso-position-horizontal-relative:text;mso-position-vertical:absolute;mso-position-vertical-relative:text;mso-width-percent:0;mso-height-percent:0;mso-width-relative:margin;mso-height-relative:margin" from="0,0" to="379pt,0" o:gfxdata="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" strokecolor="black [3200]">
+              <v:line w14:anchorId="1C676B37" id="Straight Connector 1" o:spid="_x0000_s1026" style="position:absolute;flip:y;z-index:251689984;visibility:visible;mso-wrap-style:square;mso-width-percent:0;mso-height-percent:0;mso-wrap-distance-left:9pt;mso-wrap-distance-top:0;mso-wrap-distance-right:9pt;mso-wrap-distance-bottom:0;mso-position-horizontal:absolute;mso-position-horizontal-relative:text;mso-position-vertical:absolute;mso-position-vertical-relative:text;mso-width-percent:0;mso-height-percent:0;mso-width-relative:margin;mso-height-relative:margin" from="0,0" to="379pt,0" o:gfxdata="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" strokecolor="black [3200]">
                 <v:stroke joinstyle="miter"/>
               </v:line>
             </w:pict>
@@ -2066,7 +2056,7 @@
           </mc:Choice>
           <mc:Fallback>
             <w:pict>
-              <v:line w14:anchorId="6D218A68" id="Straight Connector 1" o:spid="_x0000_s1026" style="position:absolute;flip:y;z-index:251692032;visibility:visible;mso-wrap-style:square;mso-width-percent:0;mso-height-percent:0;mso-wrap-distance-left:9pt;mso-wrap-distance-top:0;mso-wrap-distance-right:9pt;mso-wrap-distance-bottom:0;mso-position-horizontal:absolute;mso-position-horizontal-relative:text;mso-position-vertical:absolute;mso-position-vertical-relative:text;mso-width-percent:0;mso-height-percent:0;mso-width-relative:margin;mso-height-relative:margin" from="0,0" to="379pt,0" o:gfxdata="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" strokecolor="black [3200]">
+              <v:line w14:anchorId="0E136820" id="Straight Connector 1" o:spid="_x0000_s1026" style="position:absolute;flip:y;z-index:251692032;visibility:visible;mso-wrap-style:square;mso-width-percent:0;mso-height-percent:0;mso-wrap-distance-left:9pt;mso-wrap-distance-top:0;mso-wrap-distance-right:9pt;mso-wrap-distance-bottom:0;mso-position-horizontal:absolute;mso-position-horizontal-relative:text;mso-position-vertical:absolute;mso-position-vertical-relative:text;mso-width-percent:0;mso-height-percent:0;mso-width-relative:margin;mso-height-relative:margin" from="0,0" to="379pt,0" o:gfxdata="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" strokecolor="black [3200]">
                 <v:stroke joinstyle="miter"/>
               </v:line>
             </w:pict>
@@ -2605,7 +2595,7 @@
           </mc:Choice>
           <mc:Fallback>
             <w:pict>
-              <v:line w14:anchorId="336FE89E" id="Straight Connector 1" o:spid="_x0000_s1026" style="position:absolute;flip:y;z-index:251677696;visibility:visible;mso-wrap-style:square;mso-width-percent:0;mso-height-percent:0;mso-wrap-distance-left:9pt;mso-wrap-distance-top:0;mso-wrap-distance-right:9pt;mso-wrap-distance-bottom:0;mso-position-horizontal:absolute;mso-position-horizontal-relative:text;mso-position-vertical:absolute;mso-position-vertical-relative:text;mso-width-percent:0;mso-height-percent:0;mso-width-relative:margin;mso-height-relative:margin" from="0,0" to="378.55pt,3.1pt" o:gfxdata="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" strokecolor="black [3200]" strokeweight=".5pt">
+              <v:line w14:anchorId="5A3C0F37" id="Straight Connector 1" o:spid="_x0000_s1026" style="position:absolute;flip:y;z-index:251677696;visibility:visible;mso-wrap-style:square;mso-width-percent:0;mso-height-percent:0;mso-wrap-distance-left:9pt;mso-wrap-distance-top:0;mso-wrap-distance-right:9pt;mso-wrap-distance-bottom:0;mso-position-horizontal:absolute;mso-position-horizontal-relative:text;mso-position-vertical:absolute;mso-position-vertical-relative:text;mso-width-percent:0;mso-height-percent:0;mso-width-relative:margin;mso-height-relative:margin" from="0,0" to="378.55pt,3.1pt" o:gfxdata="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" strokecolor="black [3200]" strokeweight=".5pt">
                 <v:stroke joinstyle="miter"/>
               </v:line>
             </w:pict>
@@ -2710,21 +2700,16 @@
       <w:r>
         <w:t xml:space="preserve">Email- </w:t>
       </w:r>
-      <w:hyperlink r:id="rId8" w:history="1">
-        <w:r>
-          <w:rPr>
-            <w:rStyle w:val="Hyperlink"/>
-          </w:rPr>
-          <w:t>bhavyataparikh@gmail.com</w:t>
-        </w:r>
-      </w:hyperlink>
+      <w:r>
+        <w:t>bhavyataparikh@gmail.com</w:t>
+      </w:r>
     </w:p>
     <w:p>
       <w:r>
         <w:t xml:space="preserve">GitHub: </w:t>
       </w:r>
       <w:r>
-        <w:t>https://github.com/KimPam1/Test-Automation-Playwright</w:t>
+        <w:t>https://github.com/KimPam1/example-repo</w:t>
       </w:r>
     </w:p>
     <w:p>
@@ -6193,6 +6178,18 @@
       </w:numPr>
     </w:pPr>
   </w:style>
+  <w:style w:type="character" w:styleId="FollowedHyperlink">
+    <w:name w:val="FollowedHyperlink"/>
+    <w:basedOn w:val="DefaultParagraphFont"/>
+    <w:uiPriority w:val="99"/>
+    <w:semiHidden/>
+    <w:unhideWhenUsed/>
+    <w:rsid w:val="001615DC"/>
+    <w:rPr>
+      <w:color w:val="954F72" w:themeColor="followedHyperlink"/>
+      <w:u w:val="single"/>
+    </w:rPr>
+  </w:style>
 </w:styles>
 </file>
 
